--- a/applications/smaller_firms/letters/35_Will_McGowan_CoverLetter_CambridgeEconometrics.docx
+++ b/applications/smaller_firms/letters/35_Will_McGowan_CoverLetter_CambridgeEconometrics.docx
@@ -161,7 +161,7 @@
         <w:rPr>
           <w:b w:val="0"/>
         </w:rPr>
-        <w:t>Consulting appeals to me for the range of problems and the standard of thinking it demands: a recommendation has to be structured, evidenced and clear enough for a client to act on. My dissertation applies the same discipline to a broad question, whether news improves forecasts of European gas volatility, by breaking it into testable parts using mixed-frequency (MIDAS) models and out-of-sample comparisons against benchmarks. In co-founding the Strathclyde Agricapital Society, I built an organisation from launch to 126 members and led weekly sessions on transactions such as Olam Agri's USD 1.24bn stake sale to SALIC.</w:t>
+        <w:t>Consulting appeals to me for the range of problems and the standard of thinking it demands: a recommendation has to be structured, evidenced and clear enough for a client to act on. My dissertation applies the same discipline to a broad question, whether governments that hedge oil for their economies change how their currencies react to OPEC news, by breaking it into three testable predictions for Norway, Russia and Mexico and testing each with event studies and difference-in-differences. In co-founding the Strathclyde Agricapital Society, I built an organisation from launch to 126 members and led weekly sessions on transactions such as Olam Agri's USD 1.24bn stake sale to SALIC.</w:t>
       </w:r>
     </w:p>
     <w:p>
@@ -172,7 +172,7 @@
         <w:rPr>
           <w:b w:val="0"/>
         </w:rPr>
-        <w:t>Cambridge Econometrics stands out to me because its graduate training programme places new economists in its Society or Environment teams, where models such as E3ME turn energy and climate policy questions into evidence for clients. My dissertation's mixed-frequency models and my CAPM study have given me practical experience of building, testing and explaining econometric models, and I would like to develop those skills on energy and environment projects.</w:t>
+        <w:t>Cambridge Econometrics stands out to me because its graduate training programme places new economists in its Society or Environment teams, where models such as E3ME turn energy and climate policy questions into evidence for clients. My dissertation's event studies and difference-in-differences, and my CAPM study, have given me practical experience of building, testing and explaining econometric models, and I would like to develop those skills on energy and environment projects.</w:t>
       </w:r>
     </w:p>
     <w:p>
